--- a/sistemi informativi/01.il sistema informativo/il sistema informativo.docx
+++ b/sistemi informativi/01.il sistema informativo/il sistema informativo.docx
@@ -235,7 +235,49 @@
         <w:rPr>
           <w:rFonts w:ascii="Times New Roman" w:hAnsi="Times New Roman"/>
         </w:rPr>
-        <w:t>, in quanto interagisce costantemente con l’ambiente esterno. Esistono diversi tipi di sistema azienda, che si distinguono in base a obiettivi e scopi:</w:t>
+        <w:t>, in quanto interagisce costantemente con l’ambiente esterno.</w:t>
+      </w:r>
+    </w:p>
+    <w:p>
+      <w:pPr>
+        <w:pStyle w:val="BodyText"/>
+        <w:rPr>
+          <w:rFonts w:ascii="Times New Roman" w:hAnsi="Times New Roman"/>
+        </w:rPr>
+      </w:pPr>
+      <w:r>
+        <w:rPr>
+          <w:rFonts w:ascii="Times New Roman" w:hAnsi="Times New Roman"/>
+        </w:rPr>
+        <w:t xml:space="preserve">All’interno del sistema azienda è possibile individuare il </w:t>
+      </w:r>
+      <w:r>
+        <w:rPr>
+          <w:rFonts w:ascii="Times New Roman" w:hAnsi="Times New Roman"/>
+          <w:b/>
+          <w:bCs/>
+        </w:rPr>
+        <w:t>core business</w:t>
+      </w:r>
+      <w:r>
+        <w:rPr>
+          <w:rFonts w:ascii="Times New Roman" w:hAnsi="Times New Roman"/>
+        </w:rPr>
+        <w:t>, ovvero l’insieme delle attività fondamentali che caratterizzano l’identità dell’organizzazione e che generano valore economico o istituzionale. Il core business rappresenta l’attività principale su cui l’azienda concentra risorse, competenze e investimenti, ed è il riferimento centrale per la definizione dei processi primari.</w:t>
+      </w:r>
+    </w:p>
+    <w:p>
+      <w:pPr>
+        <w:pStyle w:val="BodyText"/>
+        <w:rPr>
+          <w:rFonts w:ascii="Times New Roman" w:hAnsi="Times New Roman"/>
+        </w:rPr>
+      </w:pPr>
+      <w:r>
+        <w:rPr>
+          <w:rFonts w:ascii="Times New Roman" w:hAnsi="Times New Roman"/>
+        </w:rPr>
+        <w:t>Esistono diversi tipi di sistema azienda, che si distinguono in base a obiettivi e scopi:</w:t>
       </w:r>
     </w:p>
     <w:p>
